--- a/templates/environment.docx
+++ b/templates/environment.docx
@@ -1050,246 +1050,6 @@
     </w:p>
     <w:p>
       <w:pPr>
-        <w:bidi/>
-        <w:spacing w:after="60" w:before="0" w:line="240"/>
-      </w:pPr>
-    </w:p>
-    <w:p>
-      <w:pPr>
-        <w:bidi/>
-      </w:pPr>
-      <w:r>
-        <w:rPr>
-          <w:rFonts w:ascii="Arial" w:cs="Arial" w:eastAsia="Arial" w:hAnsi="Arial"/>
-          <w:rtl/>
-        </w:rPr>
-        <w:t xml:space="preserve">בעבודה זו נעזרתי בכלי בינה מלאכותית (</w:t>
-      </w:r>
-      <w:r>
-        <w:rPr>
-          <w:rFonts w:ascii="Arial" w:cs="Arial" w:eastAsia="Arial" w:hAnsi="Arial"/>
-          <w:highlight w:val="yellow"/>
-          <w:rtl/>
-        </w:rPr>
-        <w:t xml:space="preserve">[שם הכלי, למשל ChatGPT, Gemini או Perplexity]</w:t>
-      </w:r>
-      <w:r>
-        <w:rPr>
-          <w:rFonts w:ascii="Arial" w:cs="Arial" w:eastAsia="Arial" w:hAnsi="Arial"/>
-          <w:rtl/>
-        </w:rPr>
-        <w:t xml:space="preserve">) בדרכים הבאות:</w:t>
-      </w:r>
-    </w:p>
-    <w:p>
-      <w:pPr>
-        <w:bidi/>
-      </w:pPr>
-      <w:r>
-        <w:rPr>
-          <w:rFonts w:ascii="Arial" w:cs="Arial" w:eastAsia="Arial" w:hAnsi="Arial"/>
-          <w:b/>
-          <w:bCs/>
-          <w:rtl/>
-        </w:rPr>
-        <w:t xml:space="preserve">איתור מאמרים:</w:t>
-      </w:r>
-      <w:r>
-        <w:rPr>
-          <w:rFonts w:ascii="Arial" w:cs="Arial" w:eastAsia="Arial" w:hAnsi="Arial"/>
-          <w:rtl/>
-        </w:rPr>
-        <w:t xml:space="preserve"> השתמשתי ב</w:t>
-      </w:r>
-      <w:r>
-        <w:rPr>
-          <w:rFonts w:ascii="Arial" w:cs="Arial" w:eastAsia="Arial" w:hAnsi="Arial"/>
-          <w:highlight w:val="yellow"/>
-          <w:rtl/>
-        </w:rPr>
-        <w:t xml:space="preserve">[שם הכלי]</w:t>
-      </w:r>
-      <w:r>
-        <w:rPr>
-          <w:rFonts w:ascii="Arial" w:cs="Arial" w:eastAsia="Arial" w:hAnsi="Arial"/>
-          <w:rtl/>
-        </w:rPr>
-        <w:t xml:space="preserve"> כדי למצוא מאמרים בנושא </w:t>
-      </w:r>
-      <w:r>
-        <w:rPr>
-          <w:rFonts w:ascii="Arial" w:cs="Arial" w:eastAsia="Arial" w:hAnsi="Arial"/>
-          <w:highlight w:val="yellow"/>
-          <w:rtl/>
-        </w:rPr>
-        <w:t xml:space="preserve">[...]</w:t>
-      </w:r>
-      <w:r>
-        <w:rPr>
-          <w:rFonts w:ascii="Arial" w:cs="Arial" w:eastAsia="Arial" w:hAnsi="Arial"/>
-          <w:rtl/>
-        </w:rPr>
-        <w:t xml:space="preserve">. את המאמרים קראתי בעצמי. כל עובדה בעבודה מבוססת על מאמר שמופיע ברשימת המקורות, ולא על תשובה של הבינה.</w:t>
-      </w:r>
-    </w:p>
-    <w:p>
-      <w:pPr>
-        <w:bidi/>
-      </w:pPr>
-      <w:r>
-        <w:rPr>
-          <w:rFonts w:ascii="Arial" w:cs="Arial" w:eastAsia="Arial" w:hAnsi="Arial"/>
-          <w:b/>
-          <w:bCs/>
-          <w:rtl/>
-        </w:rPr>
-        <w:t xml:space="preserve">עזרה בניסוח:</w:t>
-      </w:r>
-      <w:r>
-        <w:rPr>
-          <w:rFonts w:ascii="Arial" w:cs="Arial" w:eastAsia="Arial" w:hAnsi="Arial"/>
-          <w:rtl/>
-        </w:rPr>
-        <w:t xml:space="preserve"> נעזרתי ב</w:t>
-      </w:r>
-      <w:r>
-        <w:rPr>
-          <w:rFonts w:ascii="Arial" w:cs="Arial" w:eastAsia="Arial" w:hAnsi="Arial"/>
-          <w:highlight w:val="yellow"/>
-          <w:rtl/>
-        </w:rPr>
-        <w:t xml:space="preserve">[שם הכלי]</w:t>
-      </w:r>
-      <w:r>
-        <w:rPr>
-          <w:rFonts w:ascii="Arial" w:cs="Arial" w:eastAsia="Arial" w:hAnsi="Arial"/>
-          <w:rtl/>
-        </w:rPr>
-        <w:t xml:space="preserve"> לשיפור הניסוח של </w:t>
-      </w:r>
-      <w:r>
-        <w:rPr>
-          <w:rFonts w:ascii="Arial" w:cs="Arial" w:eastAsia="Arial" w:hAnsi="Arial"/>
-          <w:highlight w:val="yellow"/>
-          <w:rtl/>
-        </w:rPr>
-        <w:t xml:space="preserve">[פרקים או פסקאות]</w:t>
-      </w:r>
-      <w:r>
-        <w:rPr>
-          <w:rFonts w:ascii="Arial" w:cs="Arial" w:eastAsia="Arial" w:hAnsi="Arial"/>
-          <w:rtl/>
-        </w:rPr>
-        <w:t xml:space="preserve">. התוכן, הנתונים והמסקנות שלי.</w:t>
-      </w:r>
-    </w:p>
-    <w:p>
-      <w:pPr>
-        <w:bidi/>
-      </w:pPr>
-      <w:r>
-        <w:rPr>
-          <w:rFonts w:ascii="Arial" w:cs="Arial" w:eastAsia="Arial" w:hAnsi="Arial"/>
-          <w:b/>
-          <w:bCs/>
-          <w:rtl/>
-        </w:rPr>
-        <w:t xml:space="preserve">יצירת תרשימים:</w:t>
-      </w:r>
-      <w:r>
-        <w:rPr>
-          <w:rFonts w:ascii="Arial" w:cs="Arial" w:eastAsia="Arial" w:hAnsi="Arial"/>
-          <w:rtl/>
-        </w:rPr>
-        <w:t xml:space="preserve"> </w:t>
-      </w:r>
-      <w:r>
-        <w:rPr>
-          <w:rFonts w:ascii="Arial" w:cs="Arial" w:eastAsia="Arial" w:hAnsi="Arial"/>
-          <w:highlight w:val="yellow"/>
-          <w:rtl/>
-        </w:rPr>
-        <w:t xml:space="preserve">[איור ...]</w:t>
-      </w:r>
-      <w:r>
-        <w:rPr>
-          <w:rFonts w:ascii="Arial" w:cs="Arial" w:eastAsia="Arial" w:hAnsi="Arial"/>
-          <w:rtl/>
-        </w:rPr>
-        <w:t xml:space="preserve"> נוצר בעזרת </w:t>
-      </w:r>
-      <w:r>
-        <w:rPr>
-          <w:rFonts w:ascii="Arial" w:cs="Arial" w:eastAsia="Arial" w:hAnsi="Arial"/>
-          <w:highlight w:val="yellow"/>
-          <w:rtl/>
-        </w:rPr>
-        <w:t xml:space="preserve">[שם הכלי]</w:t>
-      </w:r>
-      <w:r>
-        <w:rPr>
-          <w:rFonts w:ascii="Arial" w:cs="Arial" w:eastAsia="Arial" w:hAnsi="Arial"/>
-          <w:rtl/>
-        </w:rPr>
-        <w:t xml:space="preserve">. הקרדיט מופיע בכיתוב של האיור וברשימת המקורות.</w:t>
-      </w:r>
-    </w:p>
-    <w:p>
-      <w:pPr>
-        <w:bidi/>
-      </w:pPr>
-      <w:r>
-        <w:rPr>
-          <w:rFonts w:ascii="Arial" w:cs="Arial" w:eastAsia="Arial" w:hAnsi="Arial"/>
-          <w:rtl/>
-        </w:rPr>
-        <w:t xml:space="preserve">את הדיון, המסקנות והרפלקציה כתבתי בעצמי. השאלות ששאלתי את הבינה מופיעות בנספח ב.</w:t>
-      </w:r>
-    </w:p>
-    <w:p>
-      <w:pPr>
-        <w:pStyle w:val="Heading2"/>
-        <w:bidi/>
-      </w:pPr>
-      <w:r>
-        <w:rPr>
-          <w:rFonts w:ascii="Arial" w:cs="Arial" w:eastAsia="Arial" w:hAnsi="Arial"/>
-          <w:rtl/>
-        </w:rPr>
-        <w:t xml:space="preserve">1.1 הבעיה הנחקרת והרקע למחקר</w:t>
-      </w:r>
-    </w:p>
-    <w:p>
-      <w:pPr>
-        <w:pBdr>
-          <w:top w:val="single" w:color="9DC3E6" w:sz="4" w:space="4"/>
-          <w:left w:val="single" w:color="9DC3E6" w:sz="4" w:space="4"/>
-          <w:bottom w:val="single" w:color="9DC3E6" w:sz="4" w:space="4"/>
-          <w:right w:val="single" w:color="9DC3E6" w:sz="4" w:space="4"/>
-        </w:pBdr>
-        <w:shd w:fill="E8F1FA" w:color="auto" w:val="clear"/>
-        <w:bidi/>
-        <w:spacing w:after="0" w:before="0" w:line="276"/>
-      </w:pPr>
-      <w:r>
-        <w:rPr>
-          <w:rFonts w:ascii="Arial" w:cs="Arial" w:eastAsia="Arial" w:hAnsi="Arial"/>
-          <w:color w:val="1F4E79"/>
-          <w:sz w:val="20"/>
-          <w:szCs w:val="20"/>
-          <w:rtl/>
-        </w:rPr>
-        <w:t xml:space="preserve">מה הבעיה, ולמה היא חשובה: לסביבה, לחקלאות, לבריאות או לאנושות. בערך חצי עמוד. מסיימים בשאלה שהמחקר מנסה לענות עליה, במילים פשוטות.</w:t>
-      </w:r>
-    </w:p>
-    <w:p>
-      <w:pPr>
-        <w:bidi/>
-        <w:spacing w:after="60" w:before="0" w:line="240"/>
-      </w:pPr>
-    </w:p>
-    <w:p>
-      <w:pPr>
         <w:pStyle w:val="ListParagraph"/>
         <w:numPr>
           <w:ilvl w:val="0"/>
@@ -1308,16 +1068,6 @@
       <w:r>
         <w:rPr>
           <w:rFonts w:ascii="Arial" w:cs="Arial" w:eastAsia="Arial" w:hAnsi="Arial"/>
-          <w:color w:val="1F4E79"/>
-          <w:sz w:val="20"/>
-          <w:szCs w:val="20"/>
-          <w:rtl/>
-        </w:rPr>
-        <w:t xml:space="preserve">לפי ההנחיות במבוא כותבים גם </w:t>
-      </w:r>
-      <w:r>
-        <w:rPr>
-          <w:rFonts w:ascii="Arial" w:cs="Arial" w:eastAsia="Arial" w:hAnsi="Arial"/>
           <w:b/>
           <w:bCs/>
           <w:color w:val="1F4E79"/>
@@ -1325,40 +1075,258 @@
           <w:szCs w:val="20"/>
           <w:rtl/>
         </w:rPr>
-        <w:t xml:space="preserve">את הסיבות שהובילו לבחירת הנושא</w:t>
-      </w:r>
-      <w:r>
-        <w:rPr>
-          <w:rFonts w:ascii="Arial" w:cs="Arial" w:eastAsia="Arial" w:hAnsi="Arial"/>
-          <w:color w:val="1F4E79"/>
-          <w:sz w:val="20"/>
-          <w:szCs w:val="20"/>
-          <w:rtl/>
-        </w:rPr>
-        <w:t xml:space="preserve">, ומגדירים את </w:t>
-      </w:r>
+        <w:t xml:space="preserve">בינה מלאכותית היא לא מקור.</w:t>
+      </w:r>
+      <w:r>
+        <w:rPr>
+          <w:rFonts w:ascii="Arial" w:cs="Arial" w:eastAsia="Arial" w:hAnsi="Arial"/>
+          <w:color w:val="1F4E79"/>
+          <w:sz w:val="20"/>
+          <w:szCs w:val="20"/>
+          <w:rtl/>
+        </w:rPr>
+        <w:t xml:space="preserve"> לא מצטטים אותה ולא מפנים אליה בגוף העבודה. כל מידע מגיע ממאמר או מאתר שמופיעים ברשימת המקורות.</w:t>
+      </w:r>
+    </w:p>
+    <w:p>
+      <w:pPr>
+        <w:bidi/>
+        <w:spacing w:after="60" w:before="0" w:line="240"/>
+      </w:pPr>
+    </w:p>
+    <w:p>
+      <w:pPr>
+        <w:bidi/>
+      </w:pPr>
+      <w:r>
+        <w:rPr>
+          <w:rFonts w:ascii="Arial" w:cs="Arial" w:eastAsia="Arial" w:hAnsi="Arial"/>
+          <w:rtl/>
+        </w:rPr>
+        <w:t xml:space="preserve">בעבודה זו נעזרתי בכלי בינה מלאכותית (</w:t>
+      </w:r>
+      <w:r>
+        <w:rPr>
+          <w:rFonts w:ascii="Arial" w:cs="Arial" w:eastAsia="Arial" w:hAnsi="Arial"/>
+          <w:highlight w:val="yellow"/>
+          <w:rtl/>
+        </w:rPr>
+        <w:t xml:space="preserve">[שם הכלי, למשל ChatGPT, Gemini או Perplexity]</w:t>
+      </w:r>
+      <w:r>
+        <w:rPr>
+          <w:rFonts w:ascii="Arial" w:cs="Arial" w:eastAsia="Arial" w:hAnsi="Arial"/>
+          <w:rtl/>
+        </w:rPr>
+        <w:t xml:space="preserve">) בדרכים הבאות:</w:t>
+      </w:r>
+    </w:p>
+    <w:p>
+      <w:pPr>
+        <w:bidi/>
+      </w:pPr>
       <w:r>
         <w:rPr>
           <w:rFonts w:ascii="Arial" w:cs="Arial" w:eastAsia="Arial" w:hAnsi="Arial"/>
           <w:b/>
           <w:bCs/>
-          <w:color w:val="1F4E79"/>
-          <w:sz w:val="20"/>
-          <w:szCs w:val="20"/>
-          <w:rtl/>
-        </w:rPr>
-        <w:t xml:space="preserve">מושגי המפתח</w:t>
-      </w:r>
-      <w:r>
-        <w:rPr>
-          <w:rFonts w:ascii="Arial" w:cs="Arial" w:eastAsia="Arial" w:hAnsi="Arial"/>
-          <w:color w:val="1F4E79"/>
-          <w:sz w:val="20"/>
-          <w:szCs w:val="20"/>
-          <w:rtl/>
-        </w:rPr>
-        <w:t xml:space="preserve"> של העבודה.</w:t>
-      </w:r>
+          <w:rtl/>
+        </w:rPr>
+        <w:t xml:space="preserve">איתור מאמרים:</w:t>
+      </w:r>
+      <w:r>
+        <w:rPr>
+          <w:rFonts w:ascii="Arial" w:cs="Arial" w:eastAsia="Arial" w:hAnsi="Arial"/>
+          <w:rtl/>
+        </w:rPr>
+        <w:t xml:space="preserve"> השתמשתי ב</w:t>
+      </w:r>
+      <w:r>
+        <w:rPr>
+          <w:rFonts w:ascii="Arial" w:cs="Arial" w:eastAsia="Arial" w:hAnsi="Arial"/>
+          <w:highlight w:val="yellow"/>
+          <w:rtl/>
+        </w:rPr>
+        <w:t xml:space="preserve">[שם הכלי]</w:t>
+      </w:r>
+      <w:r>
+        <w:rPr>
+          <w:rFonts w:ascii="Arial" w:cs="Arial" w:eastAsia="Arial" w:hAnsi="Arial"/>
+          <w:rtl/>
+        </w:rPr>
+        <w:t xml:space="preserve"> כדי למצוא מאמרים בנושא </w:t>
+      </w:r>
+      <w:r>
+        <w:rPr>
+          <w:rFonts w:ascii="Arial" w:cs="Arial" w:eastAsia="Arial" w:hAnsi="Arial"/>
+          <w:highlight w:val="yellow"/>
+          <w:rtl/>
+        </w:rPr>
+        <w:t xml:space="preserve">[...]</w:t>
+      </w:r>
+      <w:r>
+        <w:rPr>
+          <w:rFonts w:ascii="Arial" w:cs="Arial" w:eastAsia="Arial" w:hAnsi="Arial"/>
+          <w:rtl/>
+        </w:rPr>
+        <w:t xml:space="preserve">. את המאמרים קראתי בעצמי. כל עובדה בעבודה מבוססת על מאמר שמופיע ברשימת המקורות, ולא על תשובה של הבינה.</w:t>
+      </w:r>
+    </w:p>
+    <w:p>
+      <w:pPr>
+        <w:bidi/>
+      </w:pPr>
+      <w:r>
+        <w:rPr>
+          <w:rFonts w:ascii="Arial" w:cs="Arial" w:eastAsia="Arial" w:hAnsi="Arial"/>
+          <w:b/>
+          <w:bCs/>
+          <w:rtl/>
+        </w:rPr>
+        <w:t xml:space="preserve">עזרה בניסוח:</w:t>
+      </w:r>
+      <w:r>
+        <w:rPr>
+          <w:rFonts w:ascii="Arial" w:cs="Arial" w:eastAsia="Arial" w:hAnsi="Arial"/>
+          <w:rtl/>
+        </w:rPr>
+        <w:t xml:space="preserve"> נעזרתי ב</w:t>
+      </w:r>
+      <w:r>
+        <w:rPr>
+          <w:rFonts w:ascii="Arial" w:cs="Arial" w:eastAsia="Arial" w:hAnsi="Arial"/>
+          <w:highlight w:val="yellow"/>
+          <w:rtl/>
+        </w:rPr>
+        <w:t xml:space="preserve">[שם הכלי]</w:t>
+      </w:r>
+      <w:r>
+        <w:rPr>
+          <w:rFonts w:ascii="Arial" w:cs="Arial" w:eastAsia="Arial" w:hAnsi="Arial"/>
+          <w:rtl/>
+        </w:rPr>
+        <w:t xml:space="preserve"> לשיפור הניסוח של </w:t>
+      </w:r>
+      <w:r>
+        <w:rPr>
+          <w:rFonts w:ascii="Arial" w:cs="Arial" w:eastAsia="Arial" w:hAnsi="Arial"/>
+          <w:highlight w:val="yellow"/>
+          <w:rtl/>
+        </w:rPr>
+        <w:t xml:space="preserve">[פרקים או פסקאות]</w:t>
+      </w:r>
+      <w:r>
+        <w:rPr>
+          <w:rFonts w:ascii="Arial" w:cs="Arial" w:eastAsia="Arial" w:hAnsi="Arial"/>
+          <w:rtl/>
+        </w:rPr>
+        <w:t xml:space="preserve">. התוכן, הנתונים והמסקנות שלי.</w:t>
+      </w:r>
+    </w:p>
+    <w:p>
+      <w:pPr>
+        <w:bidi/>
+      </w:pPr>
+      <w:r>
+        <w:rPr>
+          <w:rFonts w:ascii="Arial" w:cs="Arial" w:eastAsia="Arial" w:hAnsi="Arial"/>
+          <w:b/>
+          <w:bCs/>
+          <w:rtl/>
+        </w:rPr>
+        <w:t xml:space="preserve">יצירת תרשימים:</w:t>
+      </w:r>
+      <w:r>
+        <w:rPr>
+          <w:rFonts w:ascii="Arial" w:cs="Arial" w:eastAsia="Arial" w:hAnsi="Arial"/>
+          <w:rtl/>
+        </w:rPr>
+        <w:t xml:space="preserve"> </w:t>
+      </w:r>
+      <w:r>
+        <w:rPr>
+          <w:rFonts w:ascii="Arial" w:cs="Arial" w:eastAsia="Arial" w:hAnsi="Arial"/>
+          <w:highlight w:val="yellow"/>
+          <w:rtl/>
+        </w:rPr>
+        <w:t xml:space="preserve">[איור ...]</w:t>
+      </w:r>
+      <w:r>
+        <w:rPr>
+          <w:rFonts w:ascii="Arial" w:cs="Arial" w:eastAsia="Arial" w:hAnsi="Arial"/>
+          <w:rtl/>
+        </w:rPr>
+        <w:t xml:space="preserve"> נוצר בעזרת </w:t>
+      </w:r>
+      <w:r>
+        <w:rPr>
+          <w:rFonts w:ascii="Arial" w:cs="Arial" w:eastAsia="Arial" w:hAnsi="Arial"/>
+          <w:highlight w:val="yellow"/>
+          <w:rtl/>
+        </w:rPr>
+        <w:t xml:space="preserve">[שם הכלי]</w:t>
+      </w:r>
+      <w:r>
+        <w:rPr>
+          <w:rFonts w:ascii="Arial" w:cs="Arial" w:eastAsia="Arial" w:hAnsi="Arial"/>
+          <w:rtl/>
+        </w:rPr>
+        <w:t xml:space="preserve">. הקרדיט מופיע בכיתוב של האיור.</w:t>
+      </w:r>
+    </w:p>
+    <w:p>
+      <w:pPr>
+        <w:bidi/>
+      </w:pPr>
+      <w:r>
+        <w:rPr>
+          <w:rFonts w:ascii="Arial" w:cs="Arial" w:eastAsia="Arial" w:hAnsi="Arial"/>
+          <w:rtl/>
+        </w:rPr>
+        <w:t xml:space="preserve">את הדיון, המסקנות והרפלקציה כתבתי בעצמי. השאלות ששאלתי את הבינה מופיעות בנספח ב.</w:t>
+      </w:r>
+    </w:p>
+    <w:p>
+      <w:pPr>
+        <w:pStyle w:val="Heading2"/>
+        <w:bidi/>
+      </w:pPr>
+      <w:r>
+        <w:rPr>
+          <w:rFonts w:ascii="Arial" w:cs="Arial" w:eastAsia="Arial" w:hAnsi="Arial"/>
+          <w:rtl/>
+        </w:rPr>
+        <w:t xml:space="preserve">1.1 הבעיה הנחקרת והרקע למחקר</w:t>
+      </w:r>
+    </w:p>
+    <w:p>
+      <w:pPr>
+        <w:pBdr>
+          <w:top w:val="single" w:color="9DC3E6" w:sz="4" w:space="4"/>
+          <w:left w:val="single" w:color="9DC3E6" w:sz="4" w:space="4"/>
+          <w:bottom w:val="single" w:color="9DC3E6" w:sz="4" w:space="4"/>
+          <w:right w:val="single" w:color="9DC3E6" w:sz="4" w:space="4"/>
+        </w:pBdr>
+        <w:shd w:fill="E8F1FA" w:color="auto" w:val="clear"/>
+        <w:bidi/>
+        <w:spacing w:after="0" w:before="0" w:line="276"/>
+      </w:pPr>
+      <w:r>
+        <w:rPr>
+          <w:rFonts w:ascii="Arial" w:cs="Arial" w:eastAsia="Arial" w:hAnsi="Arial"/>
+          <w:color w:val="1F4E79"/>
+          <w:sz w:val="20"/>
+          <w:szCs w:val="20"/>
+          <w:rtl/>
+        </w:rPr>
+        <w:t xml:space="preserve">מה הבעיה, ולמה היא חשובה: לסביבה, לחקלאות, לבריאות או לאנושות. בערך חצי עמוד. מסיימים בשאלה שהמחקר מנסה לענות עליה, במילים פשוטות.</w:t>
+      </w:r>
+    </w:p>
+    <w:p>
+      <w:pPr>
+        <w:bidi/>
+        <w:spacing w:after="60" w:before="0" w:line="240"/>
+      </w:pPr>
     </w:p>
     <w:p>
       <w:pPr>
@@ -1385,7 +1353,7 @@
           <w:szCs w:val="20"/>
           <w:rtl/>
         </w:rPr>
-        <w:t xml:space="preserve">כותבים בשפה המדעית של מדעי הסביבה, </w:t>
+        <w:t xml:space="preserve">לפי ההנחיות במבוא כותבים גם </w:t>
       </w:r>
       <w:r>
         <w:rPr>
@@ -1397,17 +1365,39 @@
           <w:szCs w:val="20"/>
           <w:rtl/>
         </w:rPr>
-        <w:t xml:space="preserve">בשילוב נוסחאות של החומרים והתהליכים</w:t>
-      </w:r>
-      <w:r>
-        <w:rPr>
-          <w:rFonts w:ascii="Arial" w:cs="Arial" w:eastAsia="Arial" w:hAnsi="Arial"/>
-          <w:color w:val="1F4E79"/>
-          <w:sz w:val="20"/>
-          <w:szCs w:val="20"/>
-          <w:rtl/>
-        </w:rPr>
-        <w:t xml:space="preserve"> שמעורבים במחקר.</w:t>
+        <w:t xml:space="preserve">את הסיבות שהובילו לבחירת הנושא</w:t>
+      </w:r>
+      <w:r>
+        <w:rPr>
+          <w:rFonts w:ascii="Arial" w:cs="Arial" w:eastAsia="Arial" w:hAnsi="Arial"/>
+          <w:color w:val="1F4E79"/>
+          <w:sz w:val="20"/>
+          <w:szCs w:val="20"/>
+          <w:rtl/>
+        </w:rPr>
+        <w:t xml:space="preserve">, ומגדירים את </w:t>
+      </w:r>
+      <w:r>
+        <w:rPr>
+          <w:rFonts w:ascii="Arial" w:cs="Arial" w:eastAsia="Arial" w:hAnsi="Arial"/>
+          <w:b/>
+          <w:bCs/>
+          <w:color w:val="1F4E79"/>
+          <w:sz w:val="20"/>
+          <w:szCs w:val="20"/>
+          <w:rtl/>
+        </w:rPr>
+        <w:t xml:space="preserve">מושגי המפתח</w:t>
+      </w:r>
+      <w:r>
+        <w:rPr>
+          <w:rFonts w:ascii="Arial" w:cs="Arial" w:eastAsia="Arial" w:hAnsi="Arial"/>
+          <w:color w:val="1F4E79"/>
+          <w:sz w:val="20"/>
+          <w:szCs w:val="20"/>
+          <w:rtl/>
+        </w:rPr>
+        <w:t xml:space="preserve"> של העבודה.</w:t>
       </w:r>
     </w:p>
     <w:p>
@@ -1435,96 +1425,29 @@
           <w:szCs w:val="20"/>
           <w:rtl/>
         </w:rPr>
-        <w:t xml:space="preserve">מתייחסים גם להיבטים הסביבתיים-החברתיים של הנושא.</w:t>
-      </w:r>
-    </w:p>
-    <w:p>
-      <w:pPr>
-        <w:bidi/>
-        <w:spacing w:after="60" w:before="0" w:line="240"/>
-      </w:pPr>
-    </w:p>
-    <w:p>
-      <w:pPr>
-        <w:bidi/>
-      </w:pPr>
-      <w:r>
-        <w:rPr>
-          <w:rFonts w:ascii="Arial" w:cs="Arial" w:eastAsia="Arial" w:hAnsi="Arial"/>
-          <w:highlight w:val="yellow"/>
-          <w:rtl/>
-        </w:rPr>
-        <w:t xml:space="preserve">[הרקע והבעיה]</w:t>
-      </w:r>
-    </w:p>
-    <w:p>
-      <w:pPr>
-        <w:keepNext/>
-        <w:pBdr>
-          <w:top w:val="dashed" w:color="A6A6A6" w:sz="6" w:space="8"/>
-          <w:left w:val="dashed" w:color="A6A6A6" w:sz="6" w:space="8"/>
-          <w:bottom w:val="dashed" w:color="A6A6A6" w:sz="6" w:space="8"/>
-          <w:right w:val="dashed" w:color="A6A6A6" w:sz="6" w:space="8"/>
-        </w:pBdr>
-        <w:bidi/>
-        <w:spacing w:after="60" w:before="240"/>
-        <w:jc w:val="center"/>
-      </w:pPr>
-      <w:r>
-        <w:br/>
-        <w:br/>
-        <w:t xml:space="preserve"/>
-      </w:r>
-      <w:r>
-        <w:rPr>
-          <w:rFonts w:ascii="Arial" w:cs="Arial" w:eastAsia="Arial" w:hAnsi="Arial"/>
-          <w:color w:val="7F7F7F"/>
-          <w:highlight w:val="yellow"/>
-          <w:rtl/>
-        </w:rPr>
-        <w:t xml:space="preserve">[תמונה מייצגת של הנושא]</w:t>
-      </w:r>
-      <w:r>
-        <w:br/>
-        <w:br/>
-        <w:t xml:space="preserve"/>
-      </w:r>
-    </w:p>
-    <w:p>
-      <w:pPr>
-        <w:keepNext w:val="false"/>
-        <w:bidi/>
-        <w:spacing w:after="240" w:before="60" w:line="276"/>
-        <w:jc w:val="center"/>
-      </w:pPr>
+        <w:t xml:space="preserve">כותבים בשפה המדעית של מדעי הסביבה, </w:t>
+      </w:r>
       <w:r>
         <w:rPr>
           <w:rFonts w:ascii="Arial" w:cs="Arial" w:eastAsia="Arial" w:hAnsi="Arial"/>
           <w:b/>
           <w:bCs/>
-          <w:sz w:val="20"/>
-          <w:szCs w:val="20"/>
-          <w:rtl/>
-        </w:rPr>
-        <w:t xml:space="preserve">איור 1.</w:t>
-      </w:r>
-      <w:r>
-        <w:rPr>
-          <w:rFonts w:ascii="Arial" w:cs="Arial" w:eastAsia="Arial" w:hAnsi="Arial"/>
-          <w:sz w:val="20"/>
-          <w:szCs w:val="20"/>
-          <w:rtl/>
-        </w:rPr>
-        <w:t xml:space="preserve">‏ </w:t>
-      </w:r>
-      <w:r>
-        <w:rPr>
-          <w:rFonts w:ascii="Arial" w:cs="Arial" w:eastAsia="Arial" w:hAnsi="Arial"/>
-          <w:sz w:val="20"/>
-          <w:szCs w:val="20"/>
-          <w:rtl/>
-        </w:rPr>
-        <w:t xml:space="preserve">אצת הכלורלה במבט מיקרוסקופי (Tere Group, 2024).</w:t>
+          <w:color w:val="1F4E79"/>
+          <w:sz w:val="20"/>
+          <w:szCs w:val="20"/>
+          <w:rtl/>
+        </w:rPr>
+        <w:t xml:space="preserve">בשילוב נוסחאות של החומרים והתהליכים</w:t>
+      </w:r>
+      <w:r>
+        <w:rPr>
+          <w:rFonts w:ascii="Arial" w:cs="Arial" w:eastAsia="Arial" w:hAnsi="Arial"/>
+          <w:color w:val="1F4E79"/>
+          <w:sz w:val="20"/>
+          <w:szCs w:val="20"/>
+          <w:rtl/>
+        </w:rPr>
+        <w:t xml:space="preserve"> שמעורבים במחקר.</w:t>
       </w:r>
     </w:p>
     <w:p>
@@ -1552,29 +1475,96 @@
           <w:szCs w:val="20"/>
           <w:rtl/>
         </w:rPr>
-        <w:t xml:space="preserve">כל איור (תמונה, גרף או תרשים) מקבל מספר וכותרת </w:t>
-      </w:r>
+        <w:t xml:space="preserve">מתייחסים גם להיבטים הסביבתיים-החברתיים של הנושא.</w:t>
+      </w:r>
+    </w:p>
+    <w:p>
+      <w:pPr>
+        <w:bidi/>
+        <w:spacing w:after="60" w:before="0" w:line="240"/>
+      </w:pPr>
+    </w:p>
+    <w:p>
+      <w:pPr>
+        <w:bidi/>
+      </w:pPr>
+      <w:r>
+        <w:rPr>
+          <w:rFonts w:ascii="Arial" w:cs="Arial" w:eastAsia="Arial" w:hAnsi="Arial"/>
+          <w:highlight w:val="yellow"/>
+          <w:rtl/>
+        </w:rPr>
+        <w:t xml:space="preserve">[הרקע והבעיה]</w:t>
+      </w:r>
+    </w:p>
+    <w:p>
+      <w:pPr>
+        <w:keepNext/>
+        <w:pBdr>
+          <w:top w:val="dashed" w:color="A6A6A6" w:sz="6" w:space="8"/>
+          <w:left w:val="dashed" w:color="A6A6A6" w:sz="6" w:space="8"/>
+          <w:bottom w:val="dashed" w:color="A6A6A6" w:sz="6" w:space="8"/>
+          <w:right w:val="dashed" w:color="A6A6A6" w:sz="6" w:space="8"/>
+        </w:pBdr>
+        <w:bidi/>
+        <w:spacing w:after="60" w:before="240"/>
+        <w:jc w:val="center"/>
+      </w:pPr>
+      <w:r>
+        <w:br/>
+        <w:br/>
+        <w:t xml:space="preserve"/>
+      </w:r>
+      <w:r>
+        <w:rPr>
+          <w:rFonts w:ascii="Arial" w:cs="Arial" w:eastAsia="Arial" w:hAnsi="Arial"/>
+          <w:color w:val="7F7F7F"/>
+          <w:highlight w:val="yellow"/>
+          <w:rtl/>
+        </w:rPr>
+        <w:t xml:space="preserve">[תמונה מייצגת של הנושא]</w:t>
+      </w:r>
+      <w:r>
+        <w:br/>
+        <w:br/>
+        <w:t xml:space="preserve"/>
+      </w:r>
+    </w:p>
+    <w:p>
+      <w:pPr>
+        <w:keepNext w:val="false"/>
+        <w:bidi/>
+        <w:spacing w:after="240" w:before="60" w:line="276"/>
+        <w:jc w:val="center"/>
+      </w:pPr>
       <w:r>
         <w:rPr>
           <w:rFonts w:ascii="Arial" w:cs="Arial" w:eastAsia="Arial" w:hAnsi="Arial"/>
           <w:b/>
           <w:bCs/>
-          <w:color w:val="1F4E79"/>
-          <w:sz w:val="20"/>
-          <w:szCs w:val="20"/>
-          <w:rtl/>
-        </w:rPr>
-        <w:t xml:space="preserve">מתחתיו</w:t>
-      </w:r>
-      <w:r>
-        <w:rPr>
-          <w:rFonts w:ascii="Arial" w:cs="Arial" w:eastAsia="Arial" w:hAnsi="Arial"/>
-          <w:color w:val="1F4E79"/>
-          <w:sz w:val="20"/>
-          <w:szCs w:val="20"/>
-          <w:rtl/>
-        </w:rPr>
-        <w:t xml:space="preserve">, ובסוגריים את המקור.</w:t>
+          <w:sz w:val="20"/>
+          <w:szCs w:val="20"/>
+          <w:rtl/>
+        </w:rPr>
+        <w:t xml:space="preserve">איור 1.</w:t>
+      </w:r>
+      <w:r>
+        <w:rPr>
+          <w:rFonts w:ascii="Arial" w:cs="Arial" w:eastAsia="Arial" w:hAnsi="Arial"/>
+          <w:sz w:val="20"/>
+          <w:szCs w:val="20"/>
+          <w:rtl/>
+        </w:rPr>
+        <w:t xml:space="preserve">‏ </w:t>
+      </w:r>
+      <w:r>
+        <w:rPr>
+          <w:rFonts w:ascii="Arial" w:cs="Arial" w:eastAsia="Arial" w:hAnsi="Arial"/>
+          <w:sz w:val="20"/>
+          <w:szCs w:val="20"/>
+          <w:rtl/>
+        </w:rPr>
+        <w:t xml:space="preserve">אצת הכלורלה במבט מיקרוסקופי (Tere Group, 2024).</w:t>
       </w:r>
     </w:p>
     <w:p>
@@ -1602,7 +1592,29 @@
           <w:szCs w:val="20"/>
           <w:rtl/>
         </w:rPr>
-        <w:t xml:space="preserve">המספור רץ לאורך כל העבודה: איור 1, איור 2, וכן הלאה. לטבלאות יש מספור נפרד.</w:t>
+        <w:t xml:space="preserve">כל איור (תמונה, גרף או תרשים) מקבל מספר וכותרת </w:t>
+      </w:r>
+      <w:r>
+        <w:rPr>
+          <w:rFonts w:ascii="Arial" w:cs="Arial" w:eastAsia="Arial" w:hAnsi="Arial"/>
+          <w:b/>
+          <w:bCs/>
+          <w:color w:val="1F4E79"/>
+          <w:sz w:val="20"/>
+          <w:szCs w:val="20"/>
+          <w:rtl/>
+        </w:rPr>
+        <w:t xml:space="preserve">מתחתיו</w:t>
+      </w:r>
+      <w:r>
+        <w:rPr>
+          <w:rFonts w:ascii="Arial" w:cs="Arial" w:eastAsia="Arial" w:hAnsi="Arial"/>
+          <w:color w:val="1F4E79"/>
+          <w:sz w:val="20"/>
+          <w:szCs w:val="20"/>
+          <w:rtl/>
+        </w:rPr>
+        <w:t xml:space="preserve">, ובסוגריים את המקור.</w:t>
       </w:r>
     </w:p>
     <w:p>
@@ -1630,95 +1642,7 @@
           <w:szCs w:val="20"/>
           <w:rtl/>
         </w:rPr>
-        <w:t xml:space="preserve">תמונה שצילמתם בעצמכם — עם תאריך הצילום. תרשים שנוצר בבינה מלאכותית — עם שם הכלי.</w:t>
-      </w:r>
-    </w:p>
-    <w:p>
-      <w:pPr>
-        <w:bidi/>
-        <w:spacing w:after="60" w:before="0" w:line="240"/>
-      </w:pPr>
-    </w:p>
-    <w:p>
-      <w:pPr>
-        <w:pStyle w:val="Heading2"/>
-        <w:bidi/>
-      </w:pPr>
-      <w:r>
-        <w:rPr>
-          <w:rFonts w:ascii="Arial" w:cs="Arial" w:eastAsia="Arial" w:hAnsi="Arial"/>
-          <w:rtl/>
-        </w:rPr>
-        <w:t xml:space="preserve">1.2 מטרות המחקר</w:t>
-      </w:r>
-    </w:p>
-    <w:p>
-      <w:pPr>
-        <w:pBdr>
-          <w:top w:val="single" w:color="9DC3E6" w:sz="4" w:space="4"/>
-          <w:left w:val="single" w:color="9DC3E6" w:sz="4" w:space="4"/>
-          <w:bottom w:val="single" w:color="9DC3E6" w:sz="4" w:space="4"/>
-          <w:right w:val="single" w:color="9DC3E6" w:sz="4" w:space="4"/>
-        </w:pBdr>
-        <w:shd w:fill="E8F1FA" w:color="auto" w:val="clear"/>
-        <w:bidi/>
-        <w:spacing w:after="0" w:before="0" w:line="276"/>
-      </w:pPr>
-      <w:r>
-        <w:rPr>
-          <w:rFonts w:ascii="Arial" w:cs="Arial" w:eastAsia="Arial" w:hAnsi="Arial"/>
-          <w:color w:val="1F4E79"/>
-          <w:sz w:val="20"/>
-          <w:szCs w:val="20"/>
-          <w:rtl/>
-        </w:rPr>
-        <w:t xml:space="preserve">מטרה כללית אחת, ועוד שתיים או שלוש מטרות ספציפיות. כל מטרה מתחילה בפועל: לבדוק, לאפיין, להשוות.</w:t>
-      </w:r>
-    </w:p>
-    <w:p>
-      <w:pPr>
-        <w:bidi/>
-        <w:spacing w:after="60" w:before="0" w:line="240"/>
-      </w:pPr>
-    </w:p>
-    <w:p>
-      <w:pPr>
-        <w:bidi/>
-      </w:pPr>
-      <w:r>
-        <w:rPr>
-          <w:rFonts w:ascii="Arial" w:cs="Arial" w:eastAsia="Arial" w:hAnsi="Arial"/>
-          <w:rtl/>
-        </w:rPr>
-        <w:t xml:space="preserve">מטרת המחקר היא לבדוק </w:t>
-      </w:r>
-      <w:r>
-        <w:rPr>
-          <w:rFonts w:ascii="Arial" w:cs="Arial" w:eastAsia="Arial" w:hAnsi="Arial"/>
-          <w:highlight w:val="yellow"/>
-          <w:rtl/>
-        </w:rPr>
-        <w:t xml:space="preserve">[...]</w:t>
-      </w:r>
-      <w:r>
-        <w:rPr>
-          <w:rFonts w:ascii="Arial" w:cs="Arial" w:eastAsia="Arial" w:hAnsi="Arial"/>
-          <w:rtl/>
-        </w:rPr>
-        <w:t xml:space="preserve">.</w:t>
-      </w:r>
-    </w:p>
-    <w:p>
-      <w:pPr>
-        <w:pStyle w:val="Heading2"/>
-        <w:bidi/>
-      </w:pPr>
-      <w:r>
-        <w:rPr>
-          <w:rFonts w:ascii="Arial" w:cs="Arial" w:eastAsia="Arial" w:hAnsi="Arial"/>
-          <w:rtl/>
-        </w:rPr>
-        <w:t xml:space="preserve">1.3 סקירת ספרות</w:t>
+        <w:t xml:space="preserve">המספור רץ לאורך כל העבודה: איור 1, איור 2, וכן הלאה. לטבלאות יש מספור נפרד.</w:t>
       </w:r>
     </w:p>
     <w:p>
@@ -1746,7 +1670,95 @@
           <w:szCs w:val="20"/>
           <w:rtl/>
         </w:rPr>
-        <w:t xml:space="preserve">סוקרים את הגישות התיאורטיות ואת הממצאים המחקריים על הבעיה, כולל מחקרים בנושאים קרובים או דומים. גם אם השאלה שלכם חדשה, יש מחקרים ששאלו שאלות דומות.</w:t>
+        <w:t xml:space="preserve">תמונה שצילמתם בעצמכם — עם תאריך הצילום. תרשים שנוצר בבינה מלאכותית — עם שם הכלי.</w:t>
+      </w:r>
+    </w:p>
+    <w:p>
+      <w:pPr>
+        <w:bidi/>
+        <w:spacing w:after="60" w:before="0" w:line="240"/>
+      </w:pPr>
+    </w:p>
+    <w:p>
+      <w:pPr>
+        <w:pStyle w:val="Heading2"/>
+        <w:bidi/>
+      </w:pPr>
+      <w:r>
+        <w:rPr>
+          <w:rFonts w:ascii="Arial" w:cs="Arial" w:eastAsia="Arial" w:hAnsi="Arial"/>
+          <w:rtl/>
+        </w:rPr>
+        <w:t xml:space="preserve">1.2 מטרות המחקר</w:t>
+      </w:r>
+    </w:p>
+    <w:p>
+      <w:pPr>
+        <w:pBdr>
+          <w:top w:val="single" w:color="9DC3E6" w:sz="4" w:space="4"/>
+          <w:left w:val="single" w:color="9DC3E6" w:sz="4" w:space="4"/>
+          <w:bottom w:val="single" w:color="9DC3E6" w:sz="4" w:space="4"/>
+          <w:right w:val="single" w:color="9DC3E6" w:sz="4" w:space="4"/>
+        </w:pBdr>
+        <w:shd w:fill="E8F1FA" w:color="auto" w:val="clear"/>
+        <w:bidi/>
+        <w:spacing w:after="0" w:before="0" w:line="276"/>
+      </w:pPr>
+      <w:r>
+        <w:rPr>
+          <w:rFonts w:ascii="Arial" w:cs="Arial" w:eastAsia="Arial" w:hAnsi="Arial"/>
+          <w:color w:val="1F4E79"/>
+          <w:sz w:val="20"/>
+          <w:szCs w:val="20"/>
+          <w:rtl/>
+        </w:rPr>
+        <w:t xml:space="preserve">מטרה כללית אחת, ועוד שתיים או שלוש מטרות ספציפיות. כל מטרה מתחילה בפועל: לבדוק, לאפיין, להשוות.</w:t>
+      </w:r>
+    </w:p>
+    <w:p>
+      <w:pPr>
+        <w:bidi/>
+        <w:spacing w:after="60" w:before="0" w:line="240"/>
+      </w:pPr>
+    </w:p>
+    <w:p>
+      <w:pPr>
+        <w:bidi/>
+      </w:pPr>
+      <w:r>
+        <w:rPr>
+          <w:rFonts w:ascii="Arial" w:cs="Arial" w:eastAsia="Arial" w:hAnsi="Arial"/>
+          <w:rtl/>
+        </w:rPr>
+        <w:t xml:space="preserve">מטרת המחקר היא לבדוק </w:t>
+      </w:r>
+      <w:r>
+        <w:rPr>
+          <w:rFonts w:ascii="Arial" w:cs="Arial" w:eastAsia="Arial" w:hAnsi="Arial"/>
+          <w:highlight w:val="yellow"/>
+          <w:rtl/>
+        </w:rPr>
+        <w:t xml:space="preserve">[...]</w:t>
+      </w:r>
+      <w:r>
+        <w:rPr>
+          <w:rFonts w:ascii="Arial" w:cs="Arial" w:eastAsia="Arial" w:hAnsi="Arial"/>
+          <w:rtl/>
+        </w:rPr>
+        <w:t xml:space="preserve">.</w:t>
+      </w:r>
+    </w:p>
+    <w:p>
+      <w:pPr>
+        <w:pStyle w:val="Heading2"/>
+        <w:bidi/>
+      </w:pPr>
+      <w:r>
+        <w:rPr>
+          <w:rFonts w:ascii="Arial" w:cs="Arial" w:eastAsia="Arial" w:hAnsi="Arial"/>
+          <w:rtl/>
+        </w:rPr>
+        <w:t xml:space="preserve">1.3 סקירת ספרות</w:t>
       </w:r>
     </w:p>
     <w:p>
@@ -1774,29 +1786,7 @@
           <w:szCs w:val="20"/>
           <w:rtl/>
         </w:rPr>
-        <w:t xml:space="preserve">לפי ההנחיות הסקירה כתובה </w:t>
-      </w:r>
-      <w:r>
-        <w:rPr>
-          <w:rFonts w:ascii="Arial" w:cs="Arial" w:eastAsia="Arial" w:hAnsi="Arial"/>
-          <w:b/>
-          <w:bCs/>
-          <w:color w:val="1F4E79"/>
-          <w:sz w:val="20"/>
-          <w:szCs w:val="20"/>
-          <w:rtl/>
-        </w:rPr>
-        <w:t xml:space="preserve">בקצרה ובתמציתיות עניינית</w:t>
-      </w:r>
-      <w:r>
-        <w:rPr>
-          <w:rFonts w:ascii="Arial" w:cs="Arial" w:eastAsia="Arial" w:hAnsi="Arial"/>
-          <w:color w:val="1F4E79"/>
-          <w:sz w:val="20"/>
-          <w:szCs w:val="20"/>
-          <w:rtl/>
-        </w:rPr>
-        <w:t xml:space="preserve">.</w:t>
+        <w:t xml:space="preserve">סוקרים את הגישות התיאורטיות ואת הממצאים המחקריים על הבעיה, כולל מחקרים בנושאים קרובים או דומים. גם אם השאלה שלכם חדשה, יש מחקרים ששאלו שאלות דומות.</w:t>
       </w:r>
     </w:p>
     <w:p>
@@ -1824,7 +1814,7 @@
           <w:szCs w:val="20"/>
           <w:rtl/>
         </w:rPr>
-        <w:t xml:space="preserve">חובה: </w:t>
+        <w:t xml:space="preserve">לפי ההנחיות הסקירה כתובה </w:t>
       </w:r>
       <w:r>
         <w:rPr>
@@ -1836,39 +1826,17 @@
           <w:szCs w:val="20"/>
           <w:rtl/>
         </w:rPr>
-        <w:t xml:space="preserve">לפחות מאמר מדעי אחד עדכני</w:t>
-      </w:r>
-      <w:r>
-        <w:rPr>
-          <w:rFonts w:ascii="Arial" w:cs="Arial" w:eastAsia="Arial" w:hAnsi="Arial"/>
-          <w:color w:val="1F4E79"/>
-          <w:sz w:val="20"/>
-          <w:szCs w:val="20"/>
-          <w:rtl/>
-        </w:rPr>
-        <w:t xml:space="preserve">, שפורסם </w:t>
-      </w:r>
-      <w:r>
-        <w:rPr>
-          <w:rFonts w:ascii="Arial" w:cs="Arial" w:eastAsia="Arial" w:hAnsi="Arial"/>
-          <w:b/>
-          <w:bCs/>
-          <w:color w:val="1F4E79"/>
-          <w:sz w:val="20"/>
-          <w:szCs w:val="20"/>
-          <w:rtl/>
-        </w:rPr>
-        <w:t xml:space="preserve">לכל היותר ארבע שנים</w:t>
-      </w:r>
-      <w:r>
-        <w:rPr>
-          <w:rFonts w:ascii="Arial" w:cs="Arial" w:eastAsia="Arial" w:hAnsi="Arial"/>
-          <w:color w:val="1F4E79"/>
-          <w:sz w:val="20"/>
-          <w:szCs w:val="20"/>
-          <w:rtl/>
-        </w:rPr>
-        <w:t xml:space="preserve"> לפני ביצוע העבודה.</w:t>
+        <w:t xml:space="preserve">בקצרה ובתמציתיות עניינית</w:t>
+      </w:r>
+      <w:r>
+        <w:rPr>
+          <w:rFonts w:ascii="Arial" w:cs="Arial" w:eastAsia="Arial" w:hAnsi="Arial"/>
+          <w:color w:val="1F4E79"/>
+          <w:sz w:val="20"/>
+          <w:szCs w:val="20"/>
+          <w:rtl/>
+        </w:rPr>
+        <w:t xml:space="preserve">.</w:t>
       </w:r>
     </w:p>
     <w:p>
@@ -1896,7 +1864,7 @@
           <w:szCs w:val="20"/>
           <w:rtl/>
         </w:rPr>
-        <w:t xml:space="preserve">ספרי לימוד, ערכים מאנציקלופדיות ומקורות לא מזוהים מהאינטרנט </w:t>
+        <w:t xml:space="preserve">חובה: </w:t>
       </w:r>
       <w:r>
         <w:rPr>
@@ -1908,24 +1876,40 @@
           <w:szCs w:val="20"/>
           <w:rtl/>
         </w:rPr>
-        <w:t xml:space="preserve">לא נכנסים</w:t>
-      </w:r>
-      <w:r>
-        <w:rPr>
-          <w:rFonts w:ascii="Arial" w:cs="Arial" w:eastAsia="Arial" w:hAnsi="Arial"/>
-          <w:color w:val="1F4E79"/>
-          <w:sz w:val="20"/>
-          <w:szCs w:val="20"/>
-          <w:rtl/>
-        </w:rPr>
-        <w:t xml:space="preserve">. מקור מהאינטרנט צריך להיות מדעי ומהימן, עם פרטים על הכותב.</w:t>
-      </w:r>
-    </w:p>
-    <w:p>
-      <w:pPr>
-        <w:bidi/>
-        <w:spacing w:after="60" w:before="0" w:line="240"/>
-      </w:pPr>
+        <w:t xml:space="preserve">לפחות מאמר מדעי אחד עדכני</w:t>
+      </w:r>
+      <w:r>
+        <w:rPr>
+          <w:rFonts w:ascii="Arial" w:cs="Arial" w:eastAsia="Arial" w:hAnsi="Arial"/>
+          <w:color w:val="1F4E79"/>
+          <w:sz w:val="20"/>
+          <w:szCs w:val="20"/>
+          <w:rtl/>
+        </w:rPr>
+        <w:t xml:space="preserve">, שפורסם </w:t>
+      </w:r>
+      <w:r>
+        <w:rPr>
+          <w:rFonts w:ascii="Arial" w:cs="Arial" w:eastAsia="Arial" w:hAnsi="Arial"/>
+          <w:b/>
+          <w:bCs/>
+          <w:color w:val="1F4E79"/>
+          <w:sz w:val="20"/>
+          <w:szCs w:val="20"/>
+          <w:rtl/>
+        </w:rPr>
+        <w:t xml:space="preserve">לכל היותר ארבע שנים</w:t>
+      </w:r>
+      <w:r>
+        <w:rPr>
+          <w:rFonts w:ascii="Arial" w:cs="Arial" w:eastAsia="Arial" w:hAnsi="Arial"/>
+          <w:color w:val="1F4E79"/>
+          <w:sz w:val="20"/>
+          <w:szCs w:val="20"/>
+          <w:rtl/>
+        </w:rPr>
+        <w:t xml:space="preserve"> לפני ביצוע העבודה.</w:t>
+      </w:r>
     </w:p>
     <w:p>
       <w:pPr>
@@ -1952,8 +1936,36 @@
           <w:szCs w:val="20"/>
           <w:rtl/>
         </w:rPr>
-        <w:t xml:space="preserve">כותבים במילים שלכם. אסור להעתיק קטעים ממאמרים, מאתרים או מבינה מלאכותית.</w:t>
-      </w:r>
+        <w:t xml:space="preserve">ספרי לימוד, ערכים מאנציקלופדיות ומקורות לא מזוהים מהאינטרנט </w:t>
+      </w:r>
+      <w:r>
+        <w:rPr>
+          <w:rFonts w:ascii="Arial" w:cs="Arial" w:eastAsia="Arial" w:hAnsi="Arial"/>
+          <w:b/>
+          <w:bCs/>
+          <w:color w:val="1F4E79"/>
+          <w:sz w:val="20"/>
+          <w:szCs w:val="20"/>
+          <w:rtl/>
+        </w:rPr>
+        <w:t xml:space="preserve">לא נכנסים</w:t>
+      </w:r>
+      <w:r>
+        <w:rPr>
+          <w:rFonts w:ascii="Arial" w:cs="Arial" w:eastAsia="Arial" w:hAnsi="Arial"/>
+          <w:color w:val="1F4E79"/>
+          <w:sz w:val="20"/>
+          <w:szCs w:val="20"/>
+          <w:rtl/>
+        </w:rPr>
+        <w:t xml:space="preserve">. מקור מהאינטרנט צריך להיות מדעי ומהימן, עם פרטים על הכותב.</w:t>
+      </w:r>
+    </w:p>
+    <w:p>
+      <w:pPr>
+        <w:bidi/>
+        <w:spacing w:after="60" w:before="0" w:line="240"/>
+      </w:pPr>
     </w:p>
     <w:p>
       <w:pPr>
@@ -1980,7 +1992,7 @@
           <w:szCs w:val="20"/>
           <w:rtl/>
         </w:rPr>
-        <w:t xml:space="preserve">כל טענה עם הפניה למקור בסוגריים: (כהן, 2023) או (Smith et al., 2022).</w:t>
+        <w:t xml:space="preserve">כותבים במילים שלכם. אסור להעתיק קטעים ממאמרים, מאתרים או מבינה מלאכותית.</w:t>
       </w:r>
     </w:p>
     <w:p>
@@ -2008,29 +2020,7 @@
           <w:szCs w:val="20"/>
           <w:rtl/>
         </w:rPr>
-        <w:t xml:space="preserve">בינה מלאכותית יכולה לעזור </w:t>
-      </w:r>
-      <w:r>
-        <w:rPr>
-          <w:rFonts w:ascii="Arial" w:cs="Arial" w:eastAsia="Arial" w:hAnsi="Arial"/>
-          <w:b/>
-          <w:bCs/>
-          <w:color w:val="1F4E79"/>
-          <w:sz w:val="20"/>
-          <w:szCs w:val="20"/>
-          <w:rtl/>
-        </w:rPr>
-        <w:t xml:space="preserve">למצוא</w:t>
-      </w:r>
-      <w:r>
-        <w:rPr>
-          <w:rFonts w:ascii="Arial" w:cs="Arial" w:eastAsia="Arial" w:hAnsi="Arial"/>
-          <w:color w:val="1F4E79"/>
-          <w:sz w:val="20"/>
-          <w:szCs w:val="20"/>
-          <w:rtl/>
-        </w:rPr>
-        <w:t xml:space="preserve"> מאמרים. העובדות עצמן באות מהמאמרים: פותחים את המקור, בודקים שהוא קיים ושהוא אומר את מה שכתבתם. בינה ממציאה לפעמים מאמרים.</w:t>
+        <w:t xml:space="preserve">כל טענה עם הפניה למקור בסוגריים: (כהן, 2023) או (Smith et al., 2022).</w:t>
       </w:r>
     </w:p>
     <w:p>
@@ -2058,7 +2048,7 @@
           <w:szCs w:val="20"/>
           <w:rtl/>
         </w:rPr>
-        <w:t xml:space="preserve">איך עושים את זה צעד אחר צעד (איתור, קריאה עם בינה, מטריצת מקורות וכתיבה ממזגת): במדריך, בסעיף </w:t>
+        <w:t xml:space="preserve">בינה מלאכותית יכולה לעזור </w:t>
       </w:r>
       <w:r>
         <w:rPr>
@@ -2070,17 +2060,45 @@
           <w:szCs w:val="20"/>
           <w:rtl/>
         </w:rPr>
-        <w:t xml:space="preserve">"סקירת ספרות, צעד אחר צעד"</w:t>
-      </w:r>
-      <w:r>
-        <w:rPr>
-          <w:rFonts w:ascii="Arial" w:cs="Arial" w:eastAsia="Arial" w:hAnsi="Arial"/>
-          <w:color w:val="1F4E79"/>
-          <w:sz w:val="20"/>
-          <w:szCs w:val="20"/>
-          <w:rtl/>
-        </w:rPr>
-        <w:t xml:space="preserve">.</w:t>
+        <w:t xml:space="preserve">למצוא</w:t>
+      </w:r>
+      <w:r>
+        <w:rPr>
+          <w:rFonts w:ascii="Arial" w:cs="Arial" w:eastAsia="Arial" w:hAnsi="Arial"/>
+          <w:color w:val="1F4E79"/>
+          <w:sz w:val="20"/>
+          <w:szCs w:val="20"/>
+          <w:rtl/>
+        </w:rPr>
+        <w:t xml:space="preserve"> מאמרים. העובדות עצמן באות מהמאמרים: פותחים את המקור, בודקים שהוא קיים ושהוא אומר את מה שכתבתם. בינה ממציאה לפעמים מאמרים.</w:t>
+      </w:r>
+    </w:p>
+    <w:p>
+      <w:pPr>
+        <w:pStyle w:val="ListParagraph"/>
+        <w:numPr>
+          <w:ilvl w:val="0"/>
+          <w:numId w:val="2"/>
+        </w:numPr>
+        <w:pBdr>
+          <w:top w:val="single" w:color="9DC3E6" w:sz="4" w:space="4"/>
+          <w:left w:val="single" w:color="9DC3E6" w:sz="4" w:space="4"/>
+          <w:bottom w:val="single" w:color="9DC3E6" w:sz="4" w:space="4"/>
+          <w:right w:val="single" w:color="9DC3E6" w:sz="4" w:space="4"/>
+        </w:pBdr>
+        <w:shd w:fill="E8F1FA" w:color="auto" w:val="clear"/>
+        <w:bidi/>
+        <w:spacing w:after="0" w:before="0" w:line="276"/>
+      </w:pPr>
+      <w:r>
+        <w:rPr>
+          <w:rFonts w:ascii="Arial" w:cs="Arial" w:eastAsia="Arial" w:hAnsi="Arial"/>
+          <w:color w:val="1F4E79"/>
+          <w:sz w:val="20"/>
+          <w:szCs w:val="20"/>
+          <w:rtl/>
+        </w:rPr>
+        <w:t xml:space="preserve">בשלב הזה המנחה ילווה אתכם: איך מאתרים מאמרים, איך מארגנים אותם ואיך כותבים כתיבה ממזגת.</w:t>
       </w:r>
     </w:p>
     <w:p>
@@ -6278,12 +6296,24 @@
       <w:r>
         <w:rPr>
           <w:rFonts w:ascii="Arial" w:cs="Arial" w:eastAsia="Arial" w:hAnsi="Arial"/>
-          <w:color w:val="1F4E79"/>
-          <w:sz w:val="20"/>
-          <w:szCs w:val="20"/>
-          <w:rtl/>
-        </w:rPr>
-        <w:t xml:space="preserve">כלי בינה מלאכותית שהשתמשתם בו מופיע גם הוא כאן, כמקור. בגוף העבודה מפנים אליו כך: (ChatGPT, 2026).</w:t>
+          <w:b/>
+          <w:bCs/>
+          <w:color w:val="1F4E79"/>
+          <w:sz w:val="20"/>
+          <w:szCs w:val="20"/>
+          <w:rtl/>
+        </w:rPr>
+        <w:t xml:space="preserve">בינה מלאכותית לא נכנסת לרשימה.</w:t>
+      </w:r>
+      <w:r>
+        <w:rPr>
+          <w:rFonts w:ascii="Arial" w:cs="Arial" w:eastAsia="Arial" w:hAnsi="Arial"/>
+          <w:color w:val="1F4E79"/>
+          <w:sz w:val="20"/>
+          <w:szCs w:val="20"/>
+          <w:rtl/>
+        </w:rPr>
+        <w:t xml:space="preserve"> היא לא מקור: כל מידע בעבודה מפנה למאמר או לאתר שמופיעים כאן. את השימוש בבינה מתארים בגילוי הנאות ובנספח הפרומפטים.</w:t>
       </w:r>
     </w:p>
     <w:p>
@@ -6379,63 +6409,6 @@
           <w:rtl/>
         </w:rPr>
         <w:t xml:space="preserve">[כתובת]</w:t>
-      </w:r>
-      <w:r>
-        <w:rPr>
-          <w:rFonts w:ascii="Arial" w:cs="Arial" w:eastAsia="Arial" w:hAnsi="Arial"/>
-          <w:rtl/>
-        </w:rPr>
-        <w:t xml:space="preserve">.</w:t>
-      </w:r>
-    </w:p>
-    <w:p>
-      <w:pPr>
-        <w:bidi/>
-      </w:pPr>
-      <w:r>
-        <w:rPr>
-          <w:rFonts w:ascii="Arial" w:cs="Arial" w:eastAsia="Arial" w:hAnsi="Arial"/>
-          <w:rtl/>
-        </w:rPr>
-        <w:t xml:space="preserve">ChatGPT, גרסה </w:t>
-      </w:r>
-      <w:r>
-        <w:rPr>
-          <w:rFonts w:ascii="Arial" w:cs="Arial" w:eastAsia="Arial" w:hAnsi="Arial"/>
-          <w:highlight w:val="yellow"/>
-          <w:rtl/>
-        </w:rPr>
-        <w:t xml:space="preserve">[...]</w:t>
-      </w:r>
-      <w:r>
-        <w:rPr>
-          <w:rFonts w:ascii="Arial" w:cs="Arial" w:eastAsia="Arial" w:hAnsi="Arial"/>
-          <w:rtl/>
-        </w:rPr>
-        <w:t xml:space="preserve">, OpenAI. נדלה בתאריך </w:t>
-      </w:r>
-      <w:r>
-        <w:rPr>
-          <w:rFonts w:ascii="Arial" w:cs="Arial" w:eastAsia="Arial" w:hAnsi="Arial"/>
-          <w:highlight w:val="yellow"/>
-          <w:rtl/>
-        </w:rPr>
-        <w:t xml:space="preserve">[..]</w:t>
-      </w:r>
-      <w:r>
-        <w:rPr>
-          <w:rFonts w:ascii="Arial" w:cs="Arial" w:eastAsia="Arial" w:hAnsi="Arial"/>
-          <w:rtl/>
-        </w:rPr>
-        <w:t xml:space="preserve">. שימוש: </w:t>
-      </w:r>
-      <w:r>
-        <w:rPr>
-          <w:rFonts w:ascii="Arial" w:cs="Arial" w:eastAsia="Arial" w:hAnsi="Arial"/>
-          <w:highlight w:val="yellow"/>
-          <w:rtl/>
-        </w:rPr>
-        <w:t xml:space="preserve">[יצירת איור 4]</w:t>
       </w:r>
       <w:r>
         <w:rPr>
